--- a/Pemodelan-Computer-Aided-Design/Modul-Word/Modul-5-Pemodelan-3D-Berbasis-Sketsa-Extrude-Revolve-Sweep.docx
+++ b/Pemodelan-Computer-Aided-Design/Modul-Word/Modul-5-Pemodelan-3D-Berbasis-Sketsa-Extrude-Revolve-Sweep.docx
@@ -12309,7 +12309,7 @@
       <w:r>
         <w:drawing>
           <wp:inline xmlns:a="http://schemas.openxmlformats.org/drawingml/2006/main" xmlns:pic="http://schemas.openxmlformats.org/drawingml/2006/picture">
-            <wp:extent cx="4680000" cy="2049705"/>
+            <wp:extent cx="4680000" cy="2069564"/>
             <wp:docPr id="1858245154" name="Picture 1858245154"/>
             <wp:cNvGraphicFramePr>
               <a:graphicFrameLocks noChangeAspect="1"/>
@@ -12330,7 +12330,7 @@
                   <pic:spPr>
                     <a:xfrm>
                       <a:off x="0" y="0"/>
-                      <a:ext cx="4680000" cy="2049705"/>
+                      <a:ext cx="4680000" cy="2069564"/>
                     </a:xfrm>
                     <a:prstGeom prst="rect"/>
                   </pic:spPr>
@@ -12398,7 +12398,7 @@
       <w:r>
         <w:drawing>
           <wp:inline xmlns:a="http://schemas.openxmlformats.org/drawingml/2006/main" xmlns:pic="http://schemas.openxmlformats.org/drawingml/2006/picture">
-            <wp:extent cx="4680000" cy="2038528"/>
+            <wp:extent cx="4680000" cy="2069564"/>
             <wp:docPr id="1858245155" name="Picture 1858245155"/>
             <wp:cNvGraphicFramePr>
               <a:graphicFrameLocks noChangeAspect="1"/>
@@ -12419,7 +12419,7 @@
                   <pic:spPr>
                     <a:xfrm>
                       <a:off x="0" y="0"/>
-                      <a:ext cx="4680000" cy="2038528"/>
+                      <a:ext cx="4680000" cy="2069564"/>
                     </a:xfrm>
                     <a:prstGeom prst="rect"/>
                   </pic:spPr>

--- a/Pemodelan-Computer-Aided-Design/Modul-Word/Modul-5-Pemodelan-3D-Berbasis-Sketsa-Extrude-Revolve-Sweep.docx
+++ b/Pemodelan-Computer-Aided-Design/Modul-Word/Modul-5-Pemodelan-3D-Berbasis-Sketsa-Extrude-Revolve-Sweep.docx
@@ -9958,6 +9958,62 @@
     </w:p>
     <w:p>
       <w:pPr>
+        <w:keepNext/>
+        <w:spacing w:after="80"/>
+        <w:jc w:val="center"/>
+      </w:pPr>
+      <w:r>
+        <w:drawing>
+          <wp:inline xmlns:a="http://schemas.openxmlformats.org/drawingml/2006/main" xmlns:pic="http://schemas.openxmlformats.org/drawingml/2006/picture">
+            <wp:extent cx="5400000" cy="2781472"/>
+            <wp:docPr id="1858245154" name="Picture 1858245154"/>
+            <wp:cNvGraphicFramePr>
+              <a:graphicFrameLocks noChangeAspect="1"/>
+            </wp:cNvGraphicFramePr>
+            <a:graphic>
+              <a:graphicData uri="http://schemas.openxmlformats.org/drawingml/2006/picture">
+                <pic:pic>
+                  <pic:nvPicPr>
+                    <pic:cNvPr id="0" name="m5-g7.png"/>
+                    <pic:cNvPicPr/>
+                  </pic:nvPicPr>
+                  <pic:blipFill>
+                    <a:blip r:embed="rId37"/>
+                    <a:stretch>
+                      <a:fillRect/>
+                    </a:stretch>
+                  </pic:blipFill>
+                  <pic:spPr>
+                    <a:xfrm>
+                      <a:off x="0" y="0"/>
+                      <a:ext cx="5400000" cy="2781472"/>
+                    </a:xfrm>
+                    <a:prstGeom prst="rect"/>
+                  </pic:spPr>
+                </pic:pic>
+              </a:graphicData>
+            </a:graphic>
+          </wp:inline>
+        </w:drawing>
+      </w:r>
+    </w:p>
+    <w:p>
+      <w:pPr>
+        <w:spacing w:after="200" w:line="276" w:lineRule="auto"/>
+        <w:jc w:val="center"/>
+      </w:pPr>
+      <w:r>
+        <w:rPr>
+          <w:rFonts w:ascii="Arial" w:hAnsi="Arial" w:eastAsia="Arial" w:cs="Arial"/>
+          <w:b/>
+          <w:i w:val="0"/>
+          <w:sz w:val="20"/>
+        </w:rPr>
+        <w:t>Gambar 7 — Target praktik: braket L tiga dimensi. Satuan mm. Kiri: profil pada bidang XY dengan titik asal (0, 0) di sudut luar siku, yaitu polyline 6 titik 80 × 60 tebal 12 (langkah 1) setelah fillet dalam R6 (langkah 4) dan chamfer C2 pada dua rusuk luar ujung kaki (langkah 5). Kanan: isometrik setelah Pad 40 (langkah 2) dan dua lubang ⌀9 tembus di muka atas kaki mendatar (langkah 3).</w:t>
+      </w:r>
+    </w:p>
+    <w:p>
+      <w:pPr>
         <w:spacing w:line="360" w:lineRule="auto" w:after="60"/>
         <w:ind w:left="425" w:hanging="227"/>
       </w:pPr>
@@ -10085,7 +10141,7 @@
           <w:i w:val="0"/>
           <w:sz w:val="22"/>
         </w:rPr>
-        <w:t>Pilih rusuk dalam siku L (satu rusuk sepanjang 40 mm) → Fillet R6. Volume bertambah? Tidak: fillet dalam justru menambah bahan; hitung selisihnya lewat Shape.Volume.</w:t>
+        <w:t>Pilih rusuk dalam siku L (satu rusuk sepanjang 40 mm) → Fillet R6. Volume bertambah? Ya: fillet dalam mengisi sudut dalam dengan bahan; hitung selisihnya lewat Shape.Volume.</w:t>
       </w:r>
     </w:p>
     <w:p>
@@ -12310,7 +12366,7 @@
         <w:drawing>
           <wp:inline xmlns:a="http://schemas.openxmlformats.org/drawingml/2006/main" xmlns:pic="http://schemas.openxmlformats.org/drawingml/2006/picture">
             <wp:extent cx="4680000" cy="2069564"/>
-            <wp:docPr id="1858245154" name="Picture 1858245154"/>
+            <wp:docPr id="1858245155" name="Picture 1858245155"/>
             <wp:cNvGraphicFramePr>
               <a:graphicFrameLocks noChangeAspect="1"/>
             </wp:cNvGraphicFramePr>
@@ -12319,95 +12375,6 @@
                 <pic:pic>
                   <pic:nvPicPr>
                     <pic:cNvPr id="0" name="m5-t1.png"/>
-                    <pic:cNvPicPr/>
-                  </pic:nvPicPr>
-                  <pic:blipFill>
-                    <a:blip r:embed="rId37"/>
-                    <a:stretch>
-                      <a:fillRect/>
-                    </a:stretch>
-                  </pic:blipFill>
-                  <pic:spPr>
-                    <a:xfrm>
-                      <a:off x="0" y="0"/>
-                      <a:ext cx="4680000" cy="2069564"/>
-                    </a:xfrm>
-                    <a:prstGeom prst="rect"/>
-                  </pic:spPr>
-                </pic:pic>
-              </a:graphicData>
-            </a:graphic>
-          </wp:inline>
-        </w:drawing>
-      </w:r>
-    </w:p>
-    <w:p>
-      <w:pPr>
-        <w:spacing w:after="200" w:line="276" w:lineRule="auto"/>
-        <w:jc w:val="center"/>
-      </w:pPr>
-      <w:r>
-        <w:rPr>
-          <w:rFonts w:ascii="Arial" w:hAnsi="Arial" w:eastAsia="Arial" w:cs="Arial"/>
-          <w:b/>
-          <w:i w:val="0"/>
-          <w:sz w:val="20"/>
-        </w:rPr>
-        <w:t>📐 Gambar acuan: balok Pad a × b × h. Simbol mengikuti teks tugas; angka dimensi milik Anda muncul setelah masuk.</w:t>
-      </w:r>
-    </w:p>
-    <w:p>
-      <w:pPr>
-        <w:spacing w:line="360" w:lineRule="auto" w:after="40"/>
-        <w:jc w:val="both"/>
-      </w:pPr>
-      <w:r>
-        <w:rPr>
-          <w:rFonts w:ascii="Arial" w:hAnsi="Arial" w:eastAsia="Arial" w:cs="Arial"/>
-          <w:b/>
-          <w:i w:val="0"/>
-          <w:sz w:val="22"/>
-        </w:rPr>
-        <w:t xml:space="preserve">T2. </w:t>
-      </w:r>
-      <w:r>
-        <w:rPr>
-          <w:rFonts w:ascii="Arial" w:hAnsi="Arial" w:eastAsia="Arial" w:cs="Arial"/>
-          <w:b w:val="0"/>
-          <w:i w:val="0"/>
-          <w:sz w:val="22"/>
-        </w:rPr>
-        <w:t>Revolution bus berongga (XZ) — volume (mm³)</w:t>
-      </w:r>
-      <w:r>
-        <w:rPr>
-          <w:rFonts w:ascii="Arial" w:hAnsi="Arial" w:eastAsia="Arial" w:cs="Arial"/>
-          <w:b/>
-          <w:i w:val="0"/>
-          <w:sz w:val="22"/>
-        </w:rPr>
-        <w:t xml:space="preserve"> (6 poin)</w:t>
-      </w:r>
-    </w:p>
-    <w:p>
-      <w:pPr>
-        <w:keepNext/>
-        <w:spacing w:after="80"/>
-        <w:jc w:val="center"/>
-      </w:pPr>
-      <w:r>
-        <w:drawing>
-          <wp:inline xmlns:a="http://schemas.openxmlformats.org/drawingml/2006/main" xmlns:pic="http://schemas.openxmlformats.org/drawingml/2006/picture">
-            <wp:extent cx="4680000" cy="2069564"/>
-            <wp:docPr id="1858245155" name="Picture 1858245155"/>
-            <wp:cNvGraphicFramePr>
-              <a:graphicFrameLocks noChangeAspect="1"/>
-            </wp:cNvGraphicFramePr>
-            <a:graphic>
-              <a:graphicData uri="http://schemas.openxmlformats.org/drawingml/2006/picture">
-                <pic:pic>
-                  <pic:nvPicPr>
-                    <pic:cNvPr id="0" name="m5-t2.png"/>
                     <pic:cNvPicPr/>
                   </pic:nvPicPr>
                   <pic:blipFill>
@@ -12442,7 +12409,7 @@
           <w:i w:val="0"/>
           <w:sz w:val="20"/>
         </w:rPr>
-        <w:t>📐 Gambar acuan: bus berongga dari Revolution. Simbol mengikuti teks tugas; angka dimensi milik Anda muncul setelah masuk.</w:t>
+        <w:t>📐 Gambar acuan: balok Pad a × b × h. Simbol mengikuti teks tugas; angka dimensi milik Anda muncul setelah masuk.</w:t>
       </w:r>
     </w:p>
     <w:p>
@@ -12457,16 +12424,16 @@
           <w:i w:val="0"/>
           <w:sz w:val="22"/>
         </w:rPr>
-        <w:t xml:space="preserve">T3. </w:t>
-      </w:r>
-      <w:r>
-        <w:rPr>
-          <w:rFonts w:ascii="Arial" w:hAnsi="Arial" w:eastAsia="Arial" w:cs="Arial"/>
-          <w:b w:val="0"/>
-          <w:i w:val="0"/>
-          <w:sz w:val="22"/>
-        </w:rPr>
-        <w:t>Additive Pipe siku pipa — volume (mm³)</w:t>
+        <w:t xml:space="preserve">T2. </w:t>
+      </w:r>
+      <w:r>
+        <w:rPr>
+          <w:rFonts w:ascii="Arial" w:hAnsi="Arial" w:eastAsia="Arial" w:cs="Arial"/>
+          <w:b w:val="0"/>
+          <w:i w:val="0"/>
+          <w:sz w:val="22"/>
+        </w:rPr>
+        <w:t>Revolution bus berongga (XZ) — volume (mm³)</w:t>
       </w:r>
       <w:r>
         <w:rPr>
@@ -12487,8 +12454,97 @@
       <w:r>
         <w:drawing>
           <wp:inline xmlns:a="http://schemas.openxmlformats.org/drawingml/2006/main" xmlns:pic="http://schemas.openxmlformats.org/drawingml/2006/picture">
+            <wp:extent cx="4680000" cy="2069564"/>
+            <wp:docPr id="1858245156" name="Picture 1858245156"/>
+            <wp:cNvGraphicFramePr>
+              <a:graphicFrameLocks noChangeAspect="1"/>
+            </wp:cNvGraphicFramePr>
+            <a:graphic>
+              <a:graphicData uri="http://schemas.openxmlformats.org/drawingml/2006/picture">
+                <pic:pic>
+                  <pic:nvPicPr>
+                    <pic:cNvPr id="0" name="m5-t2.png"/>
+                    <pic:cNvPicPr/>
+                  </pic:nvPicPr>
+                  <pic:blipFill>
+                    <a:blip r:embed="rId39"/>
+                    <a:stretch>
+                      <a:fillRect/>
+                    </a:stretch>
+                  </pic:blipFill>
+                  <pic:spPr>
+                    <a:xfrm>
+                      <a:off x="0" y="0"/>
+                      <a:ext cx="4680000" cy="2069564"/>
+                    </a:xfrm>
+                    <a:prstGeom prst="rect"/>
+                  </pic:spPr>
+                </pic:pic>
+              </a:graphicData>
+            </a:graphic>
+          </wp:inline>
+        </w:drawing>
+      </w:r>
+    </w:p>
+    <w:p>
+      <w:pPr>
+        <w:spacing w:after="200" w:line="276" w:lineRule="auto"/>
+        <w:jc w:val="center"/>
+      </w:pPr>
+      <w:r>
+        <w:rPr>
+          <w:rFonts w:ascii="Arial" w:hAnsi="Arial" w:eastAsia="Arial" w:cs="Arial"/>
+          <w:b/>
+          <w:i w:val="0"/>
+          <w:sz w:val="20"/>
+        </w:rPr>
+        <w:t>📐 Gambar acuan: bus berongga dari Revolution. Simbol mengikuti teks tugas; angka dimensi milik Anda muncul setelah masuk.</w:t>
+      </w:r>
+    </w:p>
+    <w:p>
+      <w:pPr>
+        <w:spacing w:line="360" w:lineRule="auto" w:after="40"/>
+        <w:jc w:val="both"/>
+      </w:pPr>
+      <w:r>
+        <w:rPr>
+          <w:rFonts w:ascii="Arial" w:hAnsi="Arial" w:eastAsia="Arial" w:cs="Arial"/>
+          <w:b/>
+          <w:i w:val="0"/>
+          <w:sz w:val="22"/>
+        </w:rPr>
+        <w:t xml:space="preserve">T3. </w:t>
+      </w:r>
+      <w:r>
+        <w:rPr>
+          <w:rFonts w:ascii="Arial" w:hAnsi="Arial" w:eastAsia="Arial" w:cs="Arial"/>
+          <w:b w:val="0"/>
+          <w:i w:val="0"/>
+          <w:sz w:val="22"/>
+        </w:rPr>
+        <w:t>Additive Pipe siku pipa — volume (mm³)</w:t>
+      </w:r>
+      <w:r>
+        <w:rPr>
+          <w:rFonts w:ascii="Arial" w:hAnsi="Arial" w:eastAsia="Arial" w:cs="Arial"/>
+          <w:b/>
+          <w:i w:val="0"/>
+          <w:sz w:val="22"/>
+        </w:rPr>
+        <w:t xml:space="preserve"> (6 poin)</w:t>
+      </w:r>
+    </w:p>
+    <w:p>
+      <w:pPr>
+        <w:keepNext/>
+        <w:spacing w:after="80"/>
+        <w:jc w:val="center"/>
+      </w:pPr>
+      <w:r>
+        <w:drawing>
+          <wp:inline xmlns:a="http://schemas.openxmlformats.org/drawingml/2006/main" xmlns:pic="http://schemas.openxmlformats.org/drawingml/2006/picture">
             <wp:extent cx="4680000" cy="2160249"/>
-            <wp:docPr id="1858245156" name="Picture 1858245156"/>
+            <wp:docPr id="1858245157" name="Picture 1858245157"/>
             <wp:cNvGraphicFramePr>
               <a:graphicFrameLocks noChangeAspect="1"/>
             </wp:cNvGraphicFramePr>
@@ -12500,7 +12556,7 @@
                     <pic:cNvPicPr/>
                   </pic:nvPicPr>
                   <pic:blipFill>
-                    <a:blip r:embed="rId39"/>
+                    <a:blip r:embed="rId40"/>
                     <a:stretch>
                       <a:fillRect/>
                     </a:stretch>
@@ -12577,7 +12633,7 @@
         <w:drawing>
           <wp:inline xmlns:a="http://schemas.openxmlformats.org/drawingml/2006/main" xmlns:pic="http://schemas.openxmlformats.org/drawingml/2006/picture">
             <wp:extent cx="4680000" cy="2124623"/>
-            <wp:docPr id="1858245157" name="Picture 1858245157"/>
+            <wp:docPr id="1858245158" name="Picture 1858245158"/>
             <wp:cNvGraphicFramePr>
               <a:graphicFrameLocks noChangeAspect="1"/>
             </wp:cNvGraphicFramePr>
@@ -12589,7 +12645,7 @@
                     <pic:cNvPicPr/>
                   </pic:nvPicPr>
                   <pic:blipFill>
-                    <a:blip r:embed="rId40"/>
+                    <a:blip r:embed="rId41"/>
                     <a:stretch>
                       <a:fillRect/>
                     </a:stretch>
@@ -12666,7 +12722,7 @@
         <w:drawing>
           <wp:inline xmlns:a="http://schemas.openxmlformats.org/drawingml/2006/main" xmlns:pic="http://schemas.openxmlformats.org/drawingml/2006/picture">
             <wp:extent cx="4680000" cy="2250934"/>
-            <wp:docPr id="1858245158" name="Picture 1858245158"/>
+            <wp:docPr id="1858245159" name="Picture 1858245159"/>
             <wp:cNvGraphicFramePr>
               <a:graphicFrameLocks noChangeAspect="1"/>
             </wp:cNvGraphicFramePr>
@@ -12678,7 +12734,7 @@
                     <pic:cNvPicPr/>
                   </pic:nvPicPr>
                   <pic:blipFill>
-                    <a:blip r:embed="rId41"/>
+                    <a:blip r:embed="rId42"/>
                     <a:stretch>
                       <a:fillRect/>
                     </a:stretch>

--- a/Pemodelan-Computer-Aided-Design/Modul-Word/Modul-5-Pemodelan-3D-Berbasis-Sketsa-Extrude-Revolve-Sweep.docx
+++ b/Pemodelan-Computer-Aided-Design/Modul-Word/Modul-5-Pemodelan-3D-Berbasis-Sketsa-Extrude-Revolve-Sweep.docx
@@ -10962,7 +10962,61 @@
           <w:i w:val="0"/>
           <w:sz w:val="21"/>
         </w:rPr>
-        <w:t>. Berkas boleh diganti selama tugas belum dikirim; setelah dikirim, berkas dan angka terkunci. Berkas yang terunggah tanpa angka yang benar mendapat partial 0,5 poin.</w:t>
+        <w:t xml:space="preserve">. Server membaca geometri berkas Anda: angka yang tidak ada di model ditolak dan </w:t>
+      </w:r>
+      <w:r>
+        <w:rPr>
+          <w:rFonts w:ascii="Arial" w:hAnsi="Arial" w:eastAsia="Arial" w:cs="Arial"/>
+          <w:b/>
+          <w:i w:val="0"/>
+          <w:sz w:val="21"/>
+        </w:rPr>
+        <w:t>tidak dihitung</w:t>
+      </w:r>
+      <w:r>
+        <w:rPr>
+          <w:rFonts w:ascii="Arial" w:hAnsi="Arial" w:eastAsia="Arial" w:cs="Arial"/>
+          <w:b w:val="0"/>
+          <w:i w:val="0"/>
+          <w:sz w:val="21"/>
+        </w:rPr>
+        <w:t xml:space="preserve">, jadi bacalah angkanya dari model yang diunggah. Bila kiriman dinilai salah, tugas </w:t>
+      </w:r>
+      <w:r>
+        <w:rPr>
+          <w:rFonts w:ascii="Arial" w:hAnsi="Arial" w:eastAsia="Arial" w:cs="Arial"/>
+          <w:b/>
+          <w:i w:val="0"/>
+          <w:sz w:val="21"/>
+        </w:rPr>
+        <w:t>tidak terkunci</w:t>
+      </w:r>
+      <w:r>
+        <w:rPr>
+          <w:rFonts w:ascii="Arial" w:hAnsi="Arial" w:eastAsia="Arial" w:cs="Arial"/>
+          <w:b w:val="0"/>
+          <w:i w:val="0"/>
+          <w:sz w:val="21"/>
+        </w:rPr>
+        <w:t xml:space="preserve">: perbaiki model, unggah ulang, lalu kirim ulang (tanpa batas); kiriman benar setelah pernah salah bernilai </w:t>
+      </w:r>
+      <w:r>
+        <w:rPr>
+          <w:rFonts w:ascii="Arial" w:hAnsi="Arial" w:eastAsia="Arial" w:cs="Arial"/>
+          <w:b/>
+          <w:i w:val="0"/>
+          <w:sz w:val="21"/>
+        </w:rPr>
+        <w:t>65%</w:t>
+      </w:r>
+      <w:r>
+        <w:rPr>
+          <w:rFonts w:ascii="Arial" w:hAnsi="Arial" w:eastAsia="Arial" w:cs="Arial"/>
+          <w:b w:val="0"/>
+          <w:i w:val="0"/>
+          <w:sz w:val="21"/>
+        </w:rPr>
+        <w:t xml:space="preserve"> dari poin tugas.</w:t>
       </w:r>
     </w:p>
     <w:p>

--- a/Pemodelan-Computer-Aided-Design/Modul-Word/Modul-5-Pemodelan-3D-Berbasis-Sketsa-Extrude-Revolve-Sweep.docx
+++ b/Pemodelan-Computer-Aided-Design/Modul-Word/Modul-5-Pemodelan-3D-Berbasis-Sketsa-Extrude-Revolve-Sweep.docx
@@ -2865,7 +2865,9 @@
           <w:color w:val="1F3864"/>
           <w:sz w:val="28"/>
         </w:rPr>
-        <w:t>PEMODELAN BERBASIS FITUR: BODY DAN POHON FITUR</w:t>
+        <w:t>PEMODELAN BERBASIS FITUR:</w:t>
+        <w:br/>
+        <w:t>BODY DAN POHON FITUR</w:t>
       </w:r>
     </w:p>
     <w:p>
@@ -3490,7 +3492,9 @@
           <w:color w:val="1F3864"/>
           <w:sz w:val="28"/>
         </w:rPr>
-        <w:t>SKETCHER: PROFIL TERKONSTRAIN SEBAGAI FONDASI</w:t>
+        <w:t>SKETCHER:</w:t>
+        <w:br/>
+        <w:t>PROFIL TERKONSTRAIN SEBAGAI FONDASI</w:t>
       </w:r>
     </w:p>
     <w:p>
@@ -4840,7 +4844,9 @@
           <w:color w:val="1F3864"/>
           <w:sz w:val="28"/>
         </w:rPr>
-        <w:t>PAD DAN POCKET: MENEBALKAN DAN MEMOTONG DARI SKETSA</w:t>
+        <w:t>PAD DAN POCKET:</w:t>
+        <w:br/>
+        <w:t>MENEBALKAN DAN MEMOTONG DARI SKETSA</w:t>
       </w:r>
     </w:p>
     <w:p>
@@ -5680,7 +5686,9 @@
           <w:color w:val="1F3864"/>
           <w:sz w:val="28"/>
         </w:rPr>
-        <w:t>REVOLUTION: BENDA PUTAR DARI SETENGAH PROFIL</w:t>
+        <w:t>REVOLUTION:</w:t>
+        <w:br/>
+        <w:t>BENDA PUTAR DARI SETENGAH PROFIL</w:t>
       </w:r>
     </w:p>
     <w:p>
@@ -5751,7 +5759,45 @@
           <w:i w:val="0"/>
           <w:sz w:val="20"/>
         </w:rPr>
-        <w:t>Gambar 3 — Revolution profil XZ menjadi bus berongga. Persegi panjang (12…24) × 36 pada bidang XZ diputar 360° terhadap sumbu Z; volumenya π(r_o² − r_i²)h = 48.858,0 mm³, sama dengan teorema Pappus.</w:t>
+        <w:t>Gambar 3 — Revolution profil XZ menjadi bus berongga. Persegi panjang (12…24) × 36 pada bidang XZ diputar 360° terhadap sumbu Z; volumenya π(r</w:t>
+      </w:r>
+      <w:r>
+        <w:rPr>
+          <w:rFonts w:ascii="Arial" w:hAnsi="Arial" w:eastAsia="Arial" w:cs="Arial"/>
+          <w:b/>
+          <w:i w:val="0"/>
+          <w:sz w:val="20"/>
+          <w:vertAlign w:val="subscript"/>
+        </w:rPr>
+        <w:t>o</w:t>
+      </w:r>
+      <w:r>
+        <w:rPr>
+          <w:rFonts w:ascii="Arial" w:hAnsi="Arial" w:eastAsia="Arial" w:cs="Arial"/>
+          <w:b/>
+          <w:i w:val="0"/>
+          <w:sz w:val="20"/>
+        </w:rPr>
+        <w:t>² − r</w:t>
+      </w:r>
+      <w:r>
+        <w:rPr>
+          <w:rFonts w:ascii="Arial" w:hAnsi="Arial" w:eastAsia="Arial" w:cs="Arial"/>
+          <w:b/>
+          <w:i w:val="0"/>
+          <w:sz w:val="20"/>
+          <w:vertAlign w:val="subscript"/>
+        </w:rPr>
+        <w:t>i</w:t>
+      </w:r>
+      <w:r>
+        <w:rPr>
+          <w:rFonts w:ascii="Arial" w:hAnsi="Arial" w:eastAsia="Arial" w:cs="Arial"/>
+          <w:b/>
+          <w:i w:val="0"/>
+          <w:sz w:val="20"/>
+        </w:rPr>
+        <w:t>²)h = 48.858,0 mm³, sama dengan teorema Pappus.</w:t>
       </w:r>
     </w:p>
     <w:p>
@@ -6592,7 +6638,9 @@
           <w:color w:val="1F3864"/>
           <w:sz w:val="28"/>
         </w:rPr>
-        <w:t>ADDITIVE PIPE DAN LOFT: MENYAPU PROFIL SEPANJANG LINTASAN</w:t>
+        <w:t>ADDITIVE PIPE DAN LOFT:</w:t>
+        <w:br/>
+        <w:t>MENYAPU PROFIL SEPANJANG LINTASAN</w:t>
       </w:r>
     </w:p>
     <w:p>
@@ -7418,7 +7466,9 @@
           <w:color w:val="1F3864"/>
           <w:sz w:val="28"/>
         </w:rPr>
-        <w:t>FILLET DAN CHAMFER: MENYELESAIKAN TEPI SOLID</w:t>
+        <w:t>FILLET DAN CHAMFER:</w:t>
+        <w:br/>
+        <w:t>MENYELESAIKAN TEPI SOLID</w:t>
       </w:r>
     </w:p>
     <w:p>
@@ -8283,7 +8333,9 @@
           <w:color w:val="1F3864"/>
           <w:sz w:val="28"/>
         </w:rPr>
-        <w:t>MEMBACA VOLUME, LUAS, DAN MASSA: ANGKA YANG DIPERIKSA TUGAS</w:t>
+        <w:t>MEMBACA VOLUME, LUAS, DAN MASSA:</w:t>
+        <w:br/>
+        <w:t>ANGKA YANG DIPERIKSA TUGAS</w:t>
       </w:r>
     </w:p>
     <w:p>
@@ -9158,7 +9210,9 @@
           <w:color w:val="1F3864"/>
           <w:sz w:val="28"/>
         </w:rPr>
-        <w:t>PYTHON CONSOLE: MEMBANGUN DAN MEMERIKSA SOLID</w:t>
+        <w:t>PYTHON CONSOLE:</w:t>
+        <w:br/>
+        <w:t>MEMBANGUN DAN MEMERIKSA SOLID</w:t>
       </w:r>
     </w:p>
     <w:p>
@@ -9938,7 +9992,9 @@
           <w:color w:val="1F3864"/>
           <w:sz w:val="28"/>
         </w:rPr>
-        <w:t>PRAKTIK TERBIMBING: BRAKET L TIGA DIMENSI</w:t>
+        <w:t>PRAKTIK TERBIMBING:</w:t>
+        <w:br/>
+        <w:t>BRAKET L TIGA DIMENSI</w:t>
       </w:r>
     </w:p>
     <w:p>

--- a/Pemodelan-Computer-Aided-Design/Modul-Word/Modul-5-Pemodelan-3D-Berbasis-Sketsa-Extrude-Revolve-Sweep.docx
+++ b/Pemodelan-Computer-Aided-Design/Modul-Word/Modul-5-Pemodelan-3D-Berbasis-Sketsa-Extrude-Revolve-Sweep.docx
@@ -10065,7 +10065,7 @@
           <w:i w:val="0"/>
           <w:sz w:val="20"/>
         </w:rPr>
-        <w:t>Gambar 7 — Target praktik: braket L tiga dimensi. Satuan mm. Kiri: profil pada bidang XY dengan titik asal (0, 0) di sudut luar siku, yaitu polyline 6 titik 80 × 60 tebal 12 (langkah 1) setelah fillet dalam R6 (langkah 4) dan chamfer C2 pada dua rusuk luar ujung kaki (langkah 5). Kanan: isometrik setelah Pad 40 (langkah 2) dan dua lubang ⌀9 tembus di muka atas kaki mendatar (langkah 3).</w:t>
+        <w:t>Gambar 7 — Target praktik: braket L tiga dimensi. Satuan mm. Kiri: profil pada bidang XY dengan titik asal (0, 0) di sudut luar siku, yaitu polyline 6 titik 80 × 60 tebal 12 (langkah 1) setelah fillet dalam R6 (langkah 4) dan chamfer C2 pada dua rusuk luar ujung kaki (langkah 5). Kanan: isometrik setelah Pad 40 (langkah 2) dan dua lubang ⌀9 tembus pada kaki mendatar, pusat x 49 dan z 10/30 dari sketsa XZ (langkah 3).</w:t>
       </w:r>
     </w:p>
     <w:p>
@@ -10098,7 +10098,61 @@
           <w:i w:val="0"/>
           <w:sz w:val="22"/>
         </w:rPr>
-        <w:t>Part Design → Create body → Create sketch → XY. Gambar profil L braket: polyline 6 titik (80 × 60, tebal 12), konstrain coincident, H/V, jangkar ke origin, dimensi sampai Fully constrained. Close.</w:t>
+        <w:t xml:space="preserve">File → New Document; Part Design → New Body; Sketch → New Sketch → XY-plane. </w:t>
+      </w:r>
+      <w:r>
+        <w:rPr>
+          <w:rFonts w:ascii="Arial" w:hAnsi="Arial" w:eastAsia="Arial" w:cs="Arial"/>
+          <w:b/>
+          <w:i w:val="0"/>
+          <w:sz w:val="22"/>
+        </w:rPr>
+        <w:t>Polyline</w:t>
+      </w:r>
+      <w:r>
+        <w:rPr>
+          <w:rFonts w:ascii="Arial" w:hAnsi="Arial" w:eastAsia="Arial" w:cs="Arial"/>
+          <w:b w:val="0"/>
+          <w:i w:val="0"/>
+          <w:sz w:val="22"/>
+        </w:rPr>
+        <w:t xml:space="preserve">: klik pertama tepat di titik asal (Coincident otomatis), lalu gambar profil L kasar 6 titik; konstrain Horizontal/Vertical terpasang otomatis. Tekan Esc sekali untuk keluar dari Polyline. Pilih tepi bawah → Horizontal Dimension </w:t>
+      </w:r>
+      <w:r>
+        <w:rPr>
+          <w:rFonts w:ascii="Arial" w:hAnsi="Arial" w:eastAsia="Arial" w:cs="Arial"/>
+          <w:b/>
+          <w:i w:val="0"/>
+          <w:sz w:val="22"/>
+        </w:rPr>
+        <w:t>80</w:t>
+      </w:r>
+      <w:r>
+        <w:rPr>
+          <w:rFonts w:ascii="Arial" w:hAnsi="Arial" w:eastAsia="Arial" w:cs="Arial"/>
+          <w:b w:val="0"/>
+          <w:i w:val="0"/>
+          <w:sz w:val="22"/>
+        </w:rPr>
+        <w:t xml:space="preserve">: dimensi pertama menskalakan seluruh profil; Fit All. Tepi kiri → Vertical Dimension 60; tepi kanan kaki mendatar → Vertical 12; tepi atas kaki tegak → Horizontal 12. Seret angka yang jatuh di dalam profil ke luar agar semua dimensi berjarak sama (±7 mm). Panel Sketch Edit menulis </w:t>
+      </w:r>
+      <w:r>
+        <w:rPr>
+          <w:rFonts w:ascii="Arial" w:hAnsi="Arial" w:eastAsia="Arial" w:cs="Arial"/>
+          <w:b w:val="0"/>
+          <w:i/>
+          <w:sz w:val="22"/>
+        </w:rPr>
+        <w:t>Fully constrained</w:t>
+      </w:r>
+      <w:r>
+        <w:rPr>
+          <w:rFonts w:ascii="Arial" w:hAnsi="Arial" w:eastAsia="Arial" w:cs="Arial"/>
+          <w:b w:val="0"/>
+          <w:i w:val="0"/>
+          <w:sz w:val="22"/>
+        </w:rPr>
+        <w:t xml:space="preserve"> → Close.</w:t>
       </w:r>
     </w:p>
     <w:p>
@@ -10131,7 +10185,7 @@
           <w:i w:val="0"/>
           <w:sz w:val="22"/>
         </w:rPr>
-        <w:t>Pad Length 40 mm. Baca Body.Shape.Volume di Python console dan bandingkan dengan luas profil × 40.</w:t>
+        <w:t>Pilih Sketch → Additive Features → Pad, Length 40 → OK; tekan 0 untuk tampilan isometrik. Python console: round(App.ActiveDocument.Body.Shape.Volume, 2) → 61.440,0 mm³ = luas profil 1.536 mm² × 40.</w:t>
       </w:r>
     </w:p>
     <w:p>
@@ -10164,7 +10218,43 @@
           <w:i w:val="0"/>
           <w:sz w:val="22"/>
         </w:rPr>
-        <w:t>Klik muka atas kaki mendatar → Create sketch → dua lingkaran ⌀9 (konstrain Diameter, posisi dari tepi) → Pocket Through all. Volume berkurang 2 × π·4,5² × 12.</w:t>
+        <w:t xml:space="preserve">Sketch → New Sketch → </w:t>
+      </w:r>
+      <w:r>
+        <w:rPr>
+          <w:rFonts w:ascii="Arial" w:hAnsi="Arial" w:eastAsia="Arial" w:cs="Arial"/>
+          <w:b/>
+          <w:i w:val="0"/>
+          <w:sz w:val="22"/>
+        </w:rPr>
+        <w:t>XZ-plane</w:t>
+      </w:r>
+      <w:r>
+        <w:rPr>
+          <w:rFonts w:ascii="Arial" w:hAnsi="Arial" w:eastAsia="Arial" w:cs="Arial"/>
+          <w:b w:val="0"/>
+          <w:i w:val="0"/>
+          <w:sz w:val="22"/>
+        </w:rPr>
+        <w:t xml:space="preserve"> (muka luar kaki mendatar), lalu tekan 1 (Front) karena sketsa XZ ditampilkan dari belakang. Circle From Center dua kali, Esc. Tepi lingkaran → Diameter Dimension 9; dua lingkaran → Equal; pusat pertama → Horizontal 49 dan Vertical 10; dua pusat → Vertical Constraint; pusat kedua → Vertical 30. Fully constrained → Close. Pilih Sketch001 → Pocket, Type </w:t>
+      </w:r>
+      <w:r>
+        <w:rPr>
+          <w:rFonts w:ascii="Arial" w:hAnsi="Arial" w:eastAsia="Arial" w:cs="Arial"/>
+          <w:b/>
+          <w:i w:val="0"/>
+          <w:sz w:val="22"/>
+        </w:rPr>
+        <w:t>Through all</w:t>
+      </w:r>
+      <w:r>
+        <w:rPr>
+          <w:rFonts w:ascii="Arial" w:hAnsi="Arial" w:eastAsia="Arial" w:cs="Arial"/>
+          <w:b w:val="0"/>
+          <w:i w:val="0"/>
+          <w:sz w:val="22"/>
+        </w:rPr>
+        <w:t>: volume 59.913,19 mm³ (berkurang 2 × π·4,5² × 12).</w:t>
       </w:r>
     </w:p>
     <w:p>
@@ -10197,7 +10287,25 @@
           <w:i w:val="0"/>
           <w:sz w:val="22"/>
         </w:rPr>
-        <w:t>Pilih rusuk dalam siku L (satu rusuk sepanjang 40 mm) → Fillet R6. Volume bertambah? Ya: fillet dalam mengisi sudut dalam dengan bahan; hitung selisihnya lewat Shape.Volume.</w:t>
+        <w:t xml:space="preserve">Rusuk dalam siku tertutup dinding pada tampilan isometrik biasa: klik sudut belakang-kanan-atas navigation cube. Pilih rusuk dalam (sepanjang 40 mm) → Dress-Up Features → Fillet, Radius 6 → OK. Volume </w:t>
+      </w:r>
+      <w:r>
+        <w:rPr>
+          <w:rFonts w:ascii="Arial" w:hAnsi="Arial" w:eastAsia="Arial" w:cs="Arial"/>
+          <w:b w:val="0"/>
+          <w:i/>
+          <w:sz w:val="22"/>
+        </w:rPr>
+        <w:t>bertambah</w:t>
+      </w:r>
+      <w:r>
+        <w:rPr>
+          <w:rFonts w:ascii="Arial" w:hAnsi="Arial" w:eastAsia="Arial" w:cs="Arial"/>
+          <w:b w:val="0"/>
+          <w:i w:val="0"/>
+          <w:sz w:val="22"/>
+        </w:rPr>
+        <w:t xml:space="preserve"> menjadi 60.222,21 mm³: fillet dalam mengisi sudut dengan bahan ≈ (1 − π/4)·6²·40 = 309,03 mm³.</w:t>
       </w:r>
     </w:p>
     <w:p>
@@ -10230,7 +10338,7 @@
           <w:i w:val="0"/>
           <w:sz w:val="22"/>
         </w:rPr>
-        <w:t>Pilih dua rusuk luar ujung kaki → Chamfer 2 mm. Periksa pohon fitur: Sketch, Pad, Sketch001, Pocket, Fillet, Chamfer; Tip = Chamfer.</w:t>
+        <w:t>Klik rusuk luar ujung kaki mendatar, Ctrl+klik rusuk luar ujung kaki tegak → Chamfer, Size 2 → OK. Pohon fitur: Sketch, Pad, Sketch001, Pocket, Fillet, Chamfer; Tip = Chamfer.</w:t>
       </w:r>
     </w:p>
     <w:p>
@@ -10263,7 +10371,7 @@
           <w:i w:val="0"/>
           <w:sz w:val="22"/>
         </w:rPr>
-        <w:t>Buka Sketch, ubah tebal 12 → 15, Close, recompute: semua fitur mengikuti tanpa dibuat ulang. Kembalikan ke 12.</w:t>
+        <w:t>Klik ganda Sketch, klik ganda angka tebal kaki mendatar 12 → 15, Close: Pad, Pocket, Fillet, dan Chamfer mengikuti tanpa dibuat ulang (volume 67.840,51 mm³). Kembalikan ke 12 dengan cara yang sama: 60.062,21 mm³.</w:t>
       </w:r>
     </w:p>
     <w:p>
@@ -10296,7 +10404,7 @@
           <w:i w:val="0"/>
           <w:sz w:val="22"/>
         </w:rPr>
-        <w:t>Hitung massa aluminium (ρ = 2,70 g/cm³) dari Volume/1000; V lalu F; Ctrl+S → Latihan5_NIM.FCStd.</w:t>
+        <w:t>Python console: round(App.ActiveDocument.Body.Shape.Volume * 2.70 / 1000, 2) → 162,17 g (aluminium, ρ = 2,70 g/cm³). V lalu F; Ctrl+S → Latihan5_NIM.FCStd.</w:t>
       </w:r>
     </w:p>
     <w:p>
@@ -10798,6 +10906,124 @@
                 <w:sz w:val="18"/>
               </w:rPr>
               <w:t>Baca Body.Shape.Volume (Tip)</w:t>
+            </w:r>
+          </w:p>
+        </w:tc>
+      </w:tr>
+      <w:tr>
+        <w:tc>
+          <w:tcPr>
+            <w:tcW w:type="dxa" w:w="2929"/>
+          </w:tcPr>
+          <w:p>
+            <w:pPr>
+              <w:spacing w:after="0"/>
+            </w:pPr>
+            <w:r>
+              <w:rPr>
+                <w:rFonts w:ascii="Arial" w:hAnsi="Arial" w:eastAsia="Arial" w:cs="Arial"/>
+                <w:b w:val="0"/>
+                <w:i w:val="0"/>
+                <w:sz w:val="18"/>
+              </w:rPr>
+              <w:t>Dialog dimensi muncul lagi saat mengklik geometri lain</w:t>
+            </w:r>
+          </w:p>
+        </w:tc>
+        <w:tc>
+          <w:tcPr>
+            <w:tcW w:type="dxa" w:w="2929"/>
+          </w:tcPr>
+          <w:p>
+            <w:pPr>
+              <w:spacing w:after="0"/>
+            </w:pPr>
+            <w:r>
+              <w:rPr>
+                <w:rFonts w:ascii="Arial" w:hAnsi="Arial" w:eastAsia="Arial" w:cs="Arial"/>
+                <w:b w:val="0"/>
+                <w:i w:val="0"/>
+                <w:sz w:val="18"/>
+              </w:rPr>
+              <w:t>Alat dimensi Sketcher masih aktif (mode kontinu)</w:t>
+            </w:r>
+          </w:p>
+        </w:tc>
+        <w:tc>
+          <w:tcPr>
+            <w:tcW w:type="dxa" w:w="2929"/>
+          </w:tcPr>
+          <w:p>
+            <w:pPr>
+              <w:spacing w:after="0"/>
+            </w:pPr>
+            <w:r>
+              <w:rPr>
+                <w:rFonts w:ascii="Arial" w:hAnsi="Arial" w:eastAsia="Arial" w:cs="Arial"/>
+                <w:b w:val="0"/>
+                <w:i w:val="0"/>
+                <w:sz w:val="18"/>
+              </w:rPr>
+              <w:t>Tekan Esc sekali setelah memberi dimensi; Esc kedua menutup sketsa</w:t>
+            </w:r>
+          </w:p>
+        </w:tc>
+      </w:tr>
+      <w:tr>
+        <w:tc>
+          <w:tcPr>
+            <w:tcW w:type="dxa" w:w="2929"/>
+          </w:tcPr>
+          <w:p>
+            <w:pPr>
+              <w:spacing w:after="0"/>
+            </w:pPr>
+            <w:r>
+              <w:rPr>
+                <w:rFonts w:ascii="Arial" w:hAnsi="Arial" w:eastAsia="Arial" w:cs="Arial"/>
+                <w:b w:val="0"/>
+                <w:i w:val="0"/>
+                <w:sz w:val="18"/>
+              </w:rPr>
+              <w:t>Lingkaran sketsa XZ tidak bisa diklik</w:t>
+            </w:r>
+          </w:p>
+        </w:tc>
+        <w:tc>
+          <w:tcPr>
+            <w:tcW w:type="dxa" w:w="2929"/>
+          </w:tcPr>
+          <w:p>
+            <w:pPr>
+              <w:spacing w:after="0"/>
+            </w:pPr>
+            <w:r>
+              <w:rPr>
+                <w:rFonts w:ascii="Arial" w:hAnsi="Arial" w:eastAsia="Arial" w:cs="Arial"/>
+                <w:b w:val="0"/>
+                <w:i w:val="0"/>
+                <w:sz w:val="18"/>
+              </w:rPr>
+              <w:t>Sketsa XZ ditampilkan dari belakang, tertutup benda</w:t>
+            </w:r>
+          </w:p>
+        </w:tc>
+        <w:tc>
+          <w:tcPr>
+            <w:tcW w:type="dxa" w:w="2929"/>
+          </w:tcPr>
+          <w:p>
+            <w:pPr>
+              <w:spacing w:after="0"/>
+            </w:pPr>
+            <w:r>
+              <w:rPr>
+                <w:rFonts w:ascii="Arial" w:hAnsi="Arial" w:eastAsia="Arial" w:cs="Arial"/>
+                <w:b w:val="0"/>
+                <w:i w:val="0"/>
+                <w:sz w:val="18"/>
+              </w:rPr>
+              <w:t>Tekan 1 (Front) selama menyunting sketsa</w:t>
             </w:r>
           </w:p>
         </w:tc>
